--- a/output/docx/zhihu.docx
+++ b/output/docx/zhihu.docx
@@ -12,7 +12,7 @@
     </w:p>
     <w:p>
       <w:r>
-        <w:t>2026-10-29 发布</w:t>
+        <w:t>2026-10-30 发布</w:t>
       </w:r>
     </w:p>
     <w:p>
@@ -25,12 +25,12 @@
         <w:pStyle w:val="Heading1"/>
       </w:pPr>
       <w:r>
-        <w:t>1. Why is this fingerprinting script creating bioweapons?</w:t>
+        <w:t>1. Patrick Stewart has died</w:t>
       </w:r>
     </w:p>
     <w:p>
       <w:r>
-        <w:t>[源] HN | 热度 1136. 详见原文链接。</w:t>
+        <w:t>[源] HN | 热度 2376. 详见原文链接。</w:t>
       </w:r>
     </w:p>
     <w:p>
@@ -38,7 +38,7 @@
         <w:t xml:space="preserve">原文链接: </w:t>
       </w:r>
       <w:r>
-        <w:t>https://nullpt.rs/fingerprinting-bioweapons</w:t>
+        <w:t>https://www.nytimes.com/2026/10/29/arts/television/patrick-stewart-dead.html</w:t>
       </w:r>
     </w:p>
     <w:p>
@@ -51,12 +51,12 @@
         <w:pStyle w:val="Heading1"/>
       </w:pPr>
       <w:r>
-        <w:t>2. Apple's git still trusts the compromised eMudhra certificates</w:t>
+        <w:t>2. We're releasing the weights of Mistral Large 4</w:t>
       </w:r>
     </w:p>
     <w:p>
       <w:r>
-        <w:t>[源] HN | 热度 1118. 详见原文链接。</w:t>
+        <w:t>[源] HN | 热度 1189. 详见原文链接。</w:t>
       </w:r>
     </w:p>
     <w:p>
@@ -64,7 +64,7 @@
         <w:t xml:space="preserve">原文链接: </w:t>
       </w:r>
       <w:r>
-        <w:t>https://emudhra.we-have-a-problem.com/apple.html</w:t>
+        <w:t>https://mistral.ai/news/mistral-large-4-oss/</w:t>
       </w:r>
     </w:p>
     <w:p>
@@ -77,12 +77,12 @@
         <w:pStyle w:val="Heading1"/>
       </w:pPr>
       <w:r>
-        <w:t>3. Gemini 4 Carbon</w:t>
+        <w:t>3. Binance-hacker-1029 – $5.6B stolen from Binance</w:t>
       </w:r>
     </w:p>
     <w:p>
       <w:r>
-        <w:t>[源] HN | 热度 912. 详见原文链接。</w:t>
+        <w:t>[源] HN | 热度 686. 详见原文链接。</w:t>
       </w:r>
     </w:p>
     <w:p>
@@ -90,7 +90,7 @@
         <w:t xml:space="preserve">原文链接: </w:t>
       </w:r>
       <w:r>
-        <w:t>https://blog.google/innovation-and-ai/models-and-research/gemini-models/introducing-gemini-4-carbon/</w:t>
+        <w:t>https://arkm.com/explorer/entity/21a94755-f604-45e5-9501-6542e23005e8</w:t>
       </w:r>
     </w:p>
     <w:p>
@@ -103,12 +103,12 @@
         <w:pStyle w:val="Heading1"/>
       </w:pPr>
       <w:r>
-        <w:t>4. MacBook Pro with PROLED XDR Display and Touch</w:t>
+        <w:t>4. DoorDash to acquire Instacart</w:t>
       </w:r>
     </w:p>
     <w:p>
       <w:r>
-        <w:t>[源] HN | 热度 566. 详见原文链接。</w:t>
+        <w:t>[源] HN | 热度 417. 详见原文链接。</w:t>
       </w:r>
     </w:p>
     <w:p>
@@ -116,7 +116,7 @@
         <w:t xml:space="preserve">原文链接: </w:t>
       </w:r>
       <w:r>
-        <w:t>https://www.apple.com/macbook-pro/proled-xdr-display/</w:t>
+        <w:t>https://about.doordash.com/en-us/news/doordash-to-acquire-instacart</w:t>
       </w:r>
     </w:p>
     <w:p>
@@ -129,12 +129,12 @@
         <w:pStyle w:val="Heading1"/>
       </w:pPr>
       <w:r>
-        <w:t>5. CNC Stone Carving</w:t>
+        <w:t>5. LLM Voice</w:t>
       </w:r>
     </w:p>
     <w:p>
       <w:r>
-        <w:t>[源] HN | 热度 462. 详见原文链接。</w:t>
+        <w:t>[源] HN | 热度 338. 详见原文链接。</w:t>
       </w:r>
     </w:p>
     <w:p>
@@ -142,7 +142,7 @@
         <w:t xml:space="preserve">原文链接: </w:t>
       </w:r>
       <w:r>
-        <w:t>https://carmelitegothic.com/cnc-stone-carving/</w:t>
+        <w:t>https://martinfowler.com/bliki/LLM-Voice.html</w:t>
       </w:r>
     </w:p>
     <w:p>
@@ -155,12 +155,12 @@
         <w:pStyle w:val="Heading1"/>
       </w:pPr>
       <w:r>
-        <w:t>6. Qwenputer: A functioning, deterministic RISC-V CPU inside Qwen3.5</w:t>
+        <w:t>6. H.264 Is Magic (2016)</w:t>
       </w:r>
     </w:p>
     <w:p>
       <w:r>
-        <w:t>[源] HN | 热度 398. 详见原文链接。</w:t>
+        <w:t>[源] HN | 热度 327. 详见原文链接。</w:t>
       </w:r>
     </w:p>
     <w:p>
@@ -168,7 +168,7 @@
         <w:t xml:space="preserve">原文链接: </w:t>
       </w:r>
       <w:r>
-        <w:t>https://divagr.com/blog/qwenputer</w:t>
+        <w:t>https://sidbala.com/h-264-is-magic/</w:t>
       </w:r>
     </w:p>
     <w:p>
@@ -181,12 +181,12 @@
         <w:pStyle w:val="Heading1"/>
       </w:pPr>
       <w:r>
-        <w:t>7. StackOverflow now gets fewer than 1000 questions a month</w:t>
+        <w:t>7. HKUDS/DeepTutor</w:t>
       </w:r>
     </w:p>
     <w:p>
       <w:r>
-        <w:t>[源] HN | 热度 379. 详见原文链接。</w:t>
+        <w:t>[源] GitHub | 热度 300. 详见原文链接。</w:t>
       </w:r>
     </w:p>
     <w:p>
@@ -194,12 +194,12 @@
         <w:t xml:space="preserve">原文链接: </w:t>
       </w:r>
       <w:r>
-        <w:t>https://data.stackexchange.com/stackoverflow/query/1926661#graph?t=1</w:t>
+        <w:t>https://github.com/HKUDS/DeepTutor</w:t>
       </w:r>
     </w:p>
     <w:p>
       <w:r>
-        <w:t>来源: HN</w:t>
+        <w:t>来源: GitHub</w:t>
       </w:r>
     </w:p>
     <w:p>
@@ -207,12 +207,12 @@
         <w:pStyle w:val="Heading1"/>
       </w:pPr>
       <w:r>
-        <w:t>8. Claude Code regularly sends each background agent’s transcript to its model</w:t>
+        <w:t>8. obra/superpowers</w:t>
       </w:r>
     </w:p>
     <w:p>
       <w:r>
-        <w:t>[源] HN | 热度 320. 详见原文链接。</w:t>
+        <w:t>[源] GitHub | 热度 300. 详见原文链接。</w:t>
       </w:r>
     </w:p>
     <w:p>
@@ -220,12 +220,12 @@
         <w:t xml:space="preserve">原文链接: </w:t>
       </w:r>
       <w:r>
-        <w:t>https://gist.github.com/flamerix-ai/c3905705cc4205e5de3011fa2e74efce</w:t>
+        <w:t>https://github.com/obra/superpowers</w:t>
       </w:r>
     </w:p>
     <w:p>
       <w:r>
-        <w:t>来源: HN</w:t>
+        <w:t>来源: GitHub</w:t>
       </w:r>
     </w:p>
     <w:p>
@@ -233,7 +233,33 @@
         <w:pStyle w:val="Heading1"/>
       </w:pPr>
       <w:r>
-        <w:t>9. JetBrains/thinkrail</w:t>
+        <w:t>9. pbakaus/impeccable</w:t>
+      </w:r>
+    </w:p>
+    <w:p>
+      <w:r>
+        <w:t>[源] GitHub | 热度 300. 详见原文链接。</w:t>
+      </w:r>
+    </w:p>
+    <w:p>
+      <w:r>
+        <w:t xml:space="preserve">原文链接: </w:t>
+      </w:r>
+      <w:r>
+        <w:t>https://github.com/pbakaus/impeccable</w:t>
+      </w:r>
+    </w:p>
+    <w:p>
+      <w:r>
+        <w:t>来源: GitHub</w:t>
+      </w:r>
+    </w:p>
+    <w:p>
+      <w:pPr>
+        <w:pStyle w:val="Heading1"/>
+      </w:pPr>
+      <w:r>
+        <w:t>10. JetBrains/thinkrail</w:t>
       </w:r>
     </w:p>
     <w:p>
@@ -259,7 +285,59 @@
         <w:pStyle w:val="Heading1"/>
       </w:pPr>
       <w:r>
-        <w:t>10. elayadesign/ai-design-skills</w:t>
+        <w:t>11. milind-soni/OpenMausBot</w:t>
+      </w:r>
+    </w:p>
+    <w:p>
+      <w:r>
+        <w:t>[源] GitHub | 热度 300. 详见原文链接。</w:t>
+      </w:r>
+    </w:p>
+    <w:p>
+      <w:r>
+        <w:t xml:space="preserve">原文链接: </w:t>
+      </w:r>
+      <w:r>
+        <w:t>https://github.com/milind-soni/OpenMausBot</w:t>
+      </w:r>
+    </w:p>
+    <w:p>
+      <w:r>
+        <w:t>来源: GitHub</w:t>
+      </w:r>
+    </w:p>
+    <w:p>
+      <w:pPr>
+        <w:pStyle w:val="Heading1"/>
+      </w:pPr>
+      <w:r>
+        <w:t>12. nightly-labs/openbot</w:t>
+      </w:r>
+    </w:p>
+    <w:p>
+      <w:r>
+        <w:t>[源] GitHub | 热度 300. 详见原文链接。</w:t>
+      </w:r>
+    </w:p>
+    <w:p>
+      <w:r>
+        <w:t xml:space="preserve">原文链接: </w:t>
+      </w:r>
+      <w:r>
+        <w:t>https://github.com/nightly-labs/openbot</w:t>
+      </w:r>
+    </w:p>
+    <w:p>
+      <w:r>
+        <w:t>来源: GitHub</w:t>
+      </w:r>
+    </w:p>
+    <w:p>
+      <w:pPr>
+        <w:pStyle w:val="Heading1"/>
+      </w:pPr>
+      <w:r>
+        <w:t>13. elayadesign/ai-design-skills</w:t>
       </w:r>
     </w:p>
     <w:p>
@@ -285,7 +363,7 @@
         <w:pStyle w:val="Heading1"/>
       </w:pPr>
       <w:r>
-        <w:t>11. obra/superpowers</w:t>
+        <w:t>14. thedotmack/claude-mem</w:t>
       </w:r>
     </w:p>
     <w:p>
@@ -298,7 +376,7 @@
         <w:t xml:space="preserve">原文链接: </w:t>
       </w:r>
       <w:r>
-        <w:t>https://github.com/obra/superpowers</w:t>
+        <w:t>https://github.com/thedotmack/claude-mem</w:t>
       </w:r>
     </w:p>
     <w:p>
@@ -311,7 +389,7 @@
         <w:pStyle w:val="Heading1"/>
       </w:pPr>
       <w:r>
-        <w:t>12. HKUDS/DeepTutor</w:t>
+        <w:t>15. CopilotKit/OpenBot</w:t>
       </w:r>
     </w:p>
     <w:p>
@@ -324,7 +402,7 @@
         <w:t xml:space="preserve">原文链接: </w:t>
       </w:r>
       <w:r>
-        <w:t>https://github.com/HKUDS/DeepTutor</w:t>
+        <w:t>https://github.com/CopilotKit/OpenBot</w:t>
       </w:r>
     </w:p>
     <w:p>
@@ -337,137 +415,7 @@
         <w:pStyle w:val="Heading1"/>
       </w:pPr>
       <w:r>
-        <w:t>13. macro-inc/macro</w:t>
-      </w:r>
-    </w:p>
-    <w:p>
-      <w:r>
-        <w:t>[源] GitHub | 热度 300. 详见原文链接。</w:t>
-      </w:r>
-    </w:p>
-    <w:p>
-      <w:r>
-        <w:t xml:space="preserve">原文链接: </w:t>
-      </w:r>
-      <w:r>
-        <w:t>https://github.com/macro-inc/macro</w:t>
-      </w:r>
-    </w:p>
-    <w:p>
-      <w:r>
-        <w:t>来源: GitHub</w:t>
-      </w:r>
-    </w:p>
-    <w:p>
-      <w:pPr>
-        <w:pStyle w:val="Heading1"/>
-      </w:pPr>
-      <w:r>
-        <w:t>14. Nutlope/hallmark</w:t>
-      </w:r>
-    </w:p>
-    <w:p>
-      <w:r>
-        <w:t>[源] GitHub | 热度 300. 详见原文链接。</w:t>
-      </w:r>
-    </w:p>
-    <w:p>
-      <w:r>
-        <w:t xml:space="preserve">原文链接: </w:t>
-      </w:r>
-      <w:r>
-        <w:t>https://github.com/Nutlope/hallmark</w:t>
-      </w:r>
-    </w:p>
-    <w:p>
-      <w:r>
-        <w:t>来源: GitHub</w:t>
-      </w:r>
-    </w:p>
-    <w:p>
-      <w:pPr>
-        <w:pStyle w:val="Heading1"/>
-      </w:pPr>
-      <w:r>
-        <w:t>15. pbakaus/impeccable</w:t>
-      </w:r>
-    </w:p>
-    <w:p>
-      <w:r>
-        <w:t>[源] GitHub | 热度 300. 详见原文链接。</w:t>
-      </w:r>
-    </w:p>
-    <w:p>
-      <w:r>
-        <w:t xml:space="preserve">原文链接: </w:t>
-      </w:r>
-      <w:r>
-        <w:t>https://github.com/pbakaus/impeccable</w:t>
-      </w:r>
-    </w:p>
-    <w:p>
-      <w:r>
-        <w:t>来源: GitHub</w:t>
-      </w:r>
-    </w:p>
-    <w:p>
-      <w:pPr>
-        <w:pStyle w:val="Heading1"/>
-      </w:pPr>
-      <w:r>
-        <w:t>16. makecindy/cindy</w:t>
-      </w:r>
-    </w:p>
-    <w:p>
-      <w:r>
-        <w:t>[源] GitHub | 热度 300. 详见原文链接。</w:t>
-      </w:r>
-    </w:p>
-    <w:p>
-      <w:r>
-        <w:t xml:space="preserve">原文链接: </w:t>
-      </w:r>
-      <w:r>
-        <w:t>https://github.com/makecindy/cindy</w:t>
-      </w:r>
-    </w:p>
-    <w:p>
-      <w:r>
-        <w:t>来源: GitHub</w:t>
-      </w:r>
-    </w:p>
-    <w:p>
-      <w:pPr>
-        <w:pStyle w:val="Heading1"/>
-      </w:pPr>
-      <w:r>
-        <w:t>17. nightly-labs/openbot</w:t>
-      </w:r>
-    </w:p>
-    <w:p>
-      <w:r>
-        <w:t>[源] GitHub | 热度 300. 详见原文链接。</w:t>
-      </w:r>
-    </w:p>
-    <w:p>
-      <w:r>
-        <w:t xml:space="preserve">原文链接: </w:t>
-      </w:r>
-      <w:r>
-        <w:t>https://github.com/nightly-labs/openbot</w:t>
-      </w:r>
-    </w:p>
-    <w:p>
-      <w:r>
-        <w:t>来源: GitHub</w:t>
-      </w:r>
-    </w:p>
-    <w:p>
-      <w:pPr>
-        <w:pStyle w:val="Heading1"/>
-      </w:pPr>
-      <w:r>
-        <w:t>18. togg53192-cmd/jailbreaks</w:t>
+        <w:t>16. togg53192-cmd/jailbreaks</w:t>
       </w:r>
     </w:p>
     <w:p>
@@ -493,7 +441,7 @@
         <w:pStyle w:val="Heading1"/>
       </w:pPr>
       <w:r>
-        <w:t>19. hmjz100/LinkSwift</w:t>
+        <w:t>17. Donchitos/Claude-Code-Game-Studios</w:t>
       </w:r>
     </w:p>
     <w:p>
@@ -506,7 +454,7 @@
         <w:t xml:space="preserve">原文链接: </w:t>
       </w:r>
       <w:r>
-        <w:t>https://github.com/hmjz100/LinkSwift</w:t>
+        <w:t>https://github.com/Donchitos/Claude-Code-Game-Studios</w:t>
       </w:r>
     </w:p>
     <w:p>
@@ -519,12 +467,12 @@
         <w:pStyle w:val="Heading1"/>
       </w:pPr>
       <w:r>
-        <w:t>20. expo/skills</w:t>
+        <w:t>18. Chained PHP2Shell exploit roots 25 servers, including US Government servers</w:t>
       </w:r>
     </w:p>
     <w:p>
       <w:r>
-        <w:t>[源] GitHub | 热度 300. 详见原文链接。</w:t>
+        <w:t>[源] HN | 热度 284. 详见原文链接。</w:t>
       </w:r>
     </w:p>
     <w:p>
@@ -532,12 +480,64 @@
         <w:t xml:space="preserve">原文链接: </w:t>
       </w:r>
       <w:r>
-        <w:t>https://github.com/expo/skills</w:t>
+        <w:t>https://dreamgroup.com/blog/chained-php2shell-exploit-roots-25-servers</w:t>
       </w:r>
     </w:p>
     <w:p>
       <w:r>
-        <w:t>来源: GitHub</w:t>
+        <w:t>来源: HN</w:t>
+      </w:r>
+    </w:p>
+    <w:p>
+      <w:pPr>
+        <w:pStyle w:val="Heading1"/>
+      </w:pPr>
+      <w:r>
+        <w:t>19. Alleged Chinese spy had 'close relationship' with Nvidia boss Jensen Huang</w:t>
+      </w:r>
+    </w:p>
+    <w:p>
+      <w:r>
+        <w:t>[源] HN | 热度 283. 详见原文链接。</w:t>
+      </w:r>
+    </w:p>
+    <w:p>
+      <w:r>
+        <w:t xml:space="preserve">原文链接: </w:t>
+      </w:r>
+      <w:r>
+        <w:t>https://nypost.com/2026/10/29/business/alleged-chinese-spy-had-close-relationship-with-nvidia-boss-jensen-huang-report/</w:t>
+      </w:r>
+    </w:p>
+    <w:p>
+      <w:r>
+        <w:t>来源: HN</w:t>
+      </w:r>
+    </w:p>
+    <w:p>
+      <w:pPr>
+        <w:pStyle w:val="Heading1"/>
+      </w:pPr>
+      <w:r>
+        <w:t>20. If IPv4 were land</w:t>
+      </w:r>
+    </w:p>
+    <w:p>
+      <w:r>
+        <w:t>[源] HN | 热度 228. 详见原文链接。</w:t>
+      </w:r>
+    </w:p>
+    <w:p>
+      <w:r>
+        <w:t xml:space="preserve">原文链接: </w:t>
+      </w:r>
+      <w:r>
+        <w:t>https://iptrust.co/blog/if-ipv4-were-land</w:t>
+      </w:r>
+    </w:p>
+    <w:p>
+      <w:r>
+        <w:t>来源: HN</w:t>
       </w:r>
     </w:p>
     <w:sectPr>

--- a/output/docx/zhihu.docx
+++ b/output/docx/zhihu.docx
@@ -17,7 +17,44 @@
     </w:p>
     <w:p>
       <w:r>
-        <w:t>海外 AI 工具情报日报 · 每日精选</w:t>
+        <w:drawing>
+          <wp:inline xmlns:a="http://schemas.openxmlformats.org/drawingml/2006/main" xmlns:pic="http://schemas.openxmlformats.org/drawingml/2006/picture">
+            <wp:extent cx="5486400" cy="5486400"/>
+            <wp:docPr id="1" name="Picture 1"/>
+            <wp:cNvGraphicFramePr>
+              <a:graphicFrameLocks noChangeAspect="1"/>
+            </wp:cNvGraphicFramePr>
+            <a:graphic>
+              <a:graphicData uri="http://schemas.openxmlformats.org/drawingml/2006/picture">
+                <pic:pic>
+                  <pic:nvPicPr>
+                    <pic:cNvPr id="0" name="2026-10-30.png"/>
+                    <pic:cNvPicPr/>
+                  </pic:nvPicPr>
+                  <pic:blipFill>
+                    <a:blip r:embed="rId9"/>
+                    <a:stretch>
+                      <a:fillRect/>
+                    </a:stretch>
+                  </pic:blipFill>
+                  <pic:spPr>
+                    <a:xfrm>
+                      <a:off x="0" y="0"/>
+                      <a:ext cx="5486400" cy="5486400"/>
+                    </a:xfrm>
+                    <a:prstGeom prst="rect"/>
+                  </pic:spPr>
+                </pic:pic>
+              </a:graphicData>
+            </a:graphic>
+          </wp:inline>
+        </w:drawing>
+      </w:r>
+    </w:p>
+    <w:p/>
+    <w:p>
+      <w:r>
+        <w:t>每日精选海外 AI 工具情报，中文化要点。</w:t>
       </w:r>
     </w:p>
     <w:p>
@@ -30,7 +67,7 @@
     </w:p>
     <w:p>
       <w:r>
-        <w:t>[源] HN | 热度 2376. 详见原文链接。</w:t>
+        <w:t>[源] HN | 热度 2504. 详见原文链接。</w:t>
       </w:r>
     </w:p>
     <w:p>
@@ -47,6 +84,47 @@
       </w:r>
     </w:p>
     <w:p>
+      <w:r>
+        <w:drawing>
+          <wp:inline xmlns:a="http://schemas.openxmlformats.org/drawingml/2006/main" xmlns:pic="http://schemas.openxmlformats.org/drawingml/2006/picture">
+            <wp:extent cx="4572000" cy="2571750"/>
+            <wp:docPr id="2" name="Picture 2"/>
+            <wp:cNvGraphicFramePr>
+              <a:graphicFrameLocks noChangeAspect="1"/>
+            </wp:cNvGraphicFramePr>
+            <a:graphic>
+              <a:graphicData uri="http://schemas.openxmlformats.org/drawingml/2006/picture">
+                <pic:pic>
+                  <pic:nvPicPr>
+                    <pic:cNvPr id="0" name="inline_01_cyan.png"/>
+                    <pic:cNvPicPr/>
+                  </pic:nvPicPr>
+                  <pic:blipFill>
+                    <a:blip r:embed="rId10"/>
+                    <a:stretch>
+                      <a:fillRect/>
+                    </a:stretch>
+                  </pic:blipFill>
+                  <pic:spPr>
+                    <a:xfrm>
+                      <a:off x="0" y="0"/>
+                      <a:ext cx="4572000" cy="2571750"/>
+                    </a:xfrm>
+                    <a:prstGeom prst="rect"/>
+                  </pic:spPr>
+                </pic:pic>
+              </a:graphicData>
+            </a:graphic>
+          </wp:inline>
+        </w:drawing>
+      </w:r>
+    </w:p>
+    <w:p>
+      <w:pPr>
+        <w:jc w:val="center"/>
+      </w:pPr>
+    </w:p>
+    <w:p>
       <w:pPr>
         <w:pStyle w:val="Heading1"/>
       </w:pPr>
@@ -56,7 +134,7 @@
     </w:p>
     <w:p>
       <w:r>
-        <w:t>[源] HN | 热度 1189. 详见原文链接。</w:t>
+        <w:t>[源] HN | 热度 1241. 详见原文链接。</w:t>
       </w:r>
     </w:p>
     <w:p>
@@ -73,6 +151,47 @@
       </w:r>
     </w:p>
     <w:p>
+      <w:r>
+        <w:drawing>
+          <wp:inline xmlns:a="http://schemas.openxmlformats.org/drawingml/2006/main" xmlns:pic="http://schemas.openxmlformats.org/drawingml/2006/picture">
+            <wp:extent cx="4572000" cy="2571750"/>
+            <wp:docPr id="3" name="Picture 3"/>
+            <wp:cNvGraphicFramePr>
+              <a:graphicFrameLocks noChangeAspect="1"/>
+            </wp:cNvGraphicFramePr>
+            <a:graphic>
+              <a:graphicData uri="http://schemas.openxmlformats.org/drawingml/2006/picture">
+                <pic:pic>
+                  <pic:nvPicPr>
+                    <pic:cNvPr id="0" name="inline_02_violet.png"/>
+                    <pic:cNvPicPr/>
+                  </pic:nvPicPr>
+                  <pic:blipFill>
+                    <a:blip r:embed="rId11"/>
+                    <a:stretch>
+                      <a:fillRect/>
+                    </a:stretch>
+                  </pic:blipFill>
+                  <pic:spPr>
+                    <a:xfrm>
+                      <a:off x="0" y="0"/>
+                      <a:ext cx="4572000" cy="2571750"/>
+                    </a:xfrm>
+                    <a:prstGeom prst="rect"/>
+                  </pic:spPr>
+                </pic:pic>
+              </a:graphicData>
+            </a:graphic>
+          </wp:inline>
+        </w:drawing>
+      </w:r>
+    </w:p>
+    <w:p>
+      <w:pPr>
+        <w:jc w:val="center"/>
+      </w:pPr>
+    </w:p>
+    <w:p>
       <w:pPr>
         <w:pStyle w:val="Heading1"/>
       </w:pPr>
@@ -82,7 +201,7 @@
     </w:p>
     <w:p>
       <w:r>
-        <w:t>[源] HN | 热度 686. 详见原文链接。</w:t>
+        <w:t>[源] HN | 热度 819. 详见原文链接。</w:t>
       </w:r>
     </w:p>
     <w:p>
@@ -99,6 +218,47 @@
       </w:r>
     </w:p>
     <w:p>
+      <w:r>
+        <w:drawing>
+          <wp:inline xmlns:a="http://schemas.openxmlformats.org/drawingml/2006/main" xmlns:pic="http://schemas.openxmlformats.org/drawingml/2006/picture">
+            <wp:extent cx="4572000" cy="2571750"/>
+            <wp:docPr id="4" name="Picture 4"/>
+            <wp:cNvGraphicFramePr>
+              <a:graphicFrameLocks noChangeAspect="1"/>
+            </wp:cNvGraphicFramePr>
+            <a:graphic>
+              <a:graphicData uri="http://schemas.openxmlformats.org/drawingml/2006/picture">
+                <pic:pic>
+                  <pic:nvPicPr>
+                    <pic:cNvPr id="0" name="inline_03_amber.png"/>
+                    <pic:cNvPicPr/>
+                  </pic:nvPicPr>
+                  <pic:blipFill>
+                    <a:blip r:embed="rId12"/>
+                    <a:stretch>
+                      <a:fillRect/>
+                    </a:stretch>
+                  </pic:blipFill>
+                  <pic:spPr>
+                    <a:xfrm>
+                      <a:off x="0" y="0"/>
+                      <a:ext cx="4572000" cy="2571750"/>
+                    </a:xfrm>
+                    <a:prstGeom prst="rect"/>
+                  </pic:spPr>
+                </pic:pic>
+              </a:graphicData>
+            </a:graphic>
+          </wp:inline>
+        </w:drawing>
+      </w:r>
+    </w:p>
+    <w:p>
+      <w:pPr>
+        <w:jc w:val="center"/>
+      </w:pPr>
+    </w:p>
+    <w:p>
       <w:pPr>
         <w:pStyle w:val="Heading1"/>
       </w:pPr>
@@ -108,7 +268,7 @@
     </w:p>
     <w:p>
       <w:r>
-        <w:t>[源] HN | 热度 417. 详见原文链接。</w:t>
+        <w:t>[源] HN | 热度 438. 详见原文链接。</w:t>
       </w:r>
     </w:p>
     <w:p>
@@ -125,6 +285,47 @@
       </w:r>
     </w:p>
     <w:p>
+      <w:r>
+        <w:drawing>
+          <wp:inline xmlns:a="http://schemas.openxmlformats.org/drawingml/2006/main" xmlns:pic="http://schemas.openxmlformats.org/drawingml/2006/picture">
+            <wp:extent cx="4572000" cy="2571750"/>
+            <wp:docPr id="5" name="Picture 5"/>
+            <wp:cNvGraphicFramePr>
+              <a:graphicFrameLocks noChangeAspect="1"/>
+            </wp:cNvGraphicFramePr>
+            <a:graphic>
+              <a:graphicData uri="http://schemas.openxmlformats.org/drawingml/2006/picture">
+                <pic:pic>
+                  <pic:nvPicPr>
+                    <pic:cNvPr id="0" name="inline_04_green.png"/>
+                    <pic:cNvPicPr/>
+                  </pic:nvPicPr>
+                  <pic:blipFill>
+                    <a:blip r:embed="rId13"/>
+                    <a:stretch>
+                      <a:fillRect/>
+                    </a:stretch>
+                  </pic:blipFill>
+                  <pic:spPr>
+                    <a:xfrm>
+                      <a:off x="0" y="0"/>
+                      <a:ext cx="4572000" cy="2571750"/>
+                    </a:xfrm>
+                    <a:prstGeom prst="rect"/>
+                  </pic:spPr>
+                </pic:pic>
+              </a:graphicData>
+            </a:graphic>
+          </wp:inline>
+        </w:drawing>
+      </w:r>
+    </w:p>
+    <w:p>
+      <w:pPr>
+        <w:jc w:val="center"/>
+      </w:pPr>
+    </w:p>
+    <w:p>
       <w:pPr>
         <w:pStyle w:val="Heading1"/>
       </w:pPr>
@@ -134,7 +335,7 @@
     </w:p>
     <w:p>
       <w:r>
-        <w:t>[源] HN | 热度 338. 详见原文链接。</w:t>
+        <w:t>[源] HN | 热度 367. 详见原文链接。</w:t>
       </w:r>
     </w:p>
     <w:p>
@@ -151,6 +352,47 @@
       </w:r>
     </w:p>
     <w:p>
+      <w:r>
+        <w:drawing>
+          <wp:inline xmlns:a="http://schemas.openxmlformats.org/drawingml/2006/main" xmlns:pic="http://schemas.openxmlformats.org/drawingml/2006/picture">
+            <wp:extent cx="4572000" cy="2571750"/>
+            <wp:docPr id="6" name="Picture 6"/>
+            <wp:cNvGraphicFramePr>
+              <a:graphicFrameLocks noChangeAspect="1"/>
+            </wp:cNvGraphicFramePr>
+            <a:graphic>
+              <a:graphicData uri="http://schemas.openxmlformats.org/drawingml/2006/picture">
+                <pic:pic>
+                  <pic:nvPicPr>
+                    <pic:cNvPr id="0" name="inline_05_rose.png"/>
+                    <pic:cNvPicPr/>
+                  </pic:nvPicPr>
+                  <pic:blipFill>
+                    <a:blip r:embed="rId14"/>
+                    <a:stretch>
+                      <a:fillRect/>
+                    </a:stretch>
+                  </pic:blipFill>
+                  <pic:spPr>
+                    <a:xfrm>
+                      <a:off x="0" y="0"/>
+                      <a:ext cx="4572000" cy="2571750"/>
+                    </a:xfrm>
+                    <a:prstGeom prst="rect"/>
+                  </pic:spPr>
+                </pic:pic>
+              </a:graphicData>
+            </a:graphic>
+          </wp:inline>
+        </w:drawing>
+      </w:r>
+    </w:p>
+    <w:p>
+      <w:pPr>
+        <w:jc w:val="center"/>
+      </w:pPr>
+    </w:p>
+    <w:p>
       <w:pPr>
         <w:pStyle w:val="Heading1"/>
       </w:pPr>
@@ -160,7 +402,7 @@
     </w:p>
     <w:p>
       <w:r>
-        <w:t>[源] HN | 热度 327. 详见原文链接。</w:t>
+        <w:t>[源] HN | 热度 350. 详见原文链接。</w:t>
       </w:r>
     </w:p>
     <w:p>
@@ -175,6 +417,47 @@
       <w:r>
         <w:t>来源: HN</w:t>
       </w:r>
+    </w:p>
+    <w:p>
+      <w:r>
+        <w:drawing>
+          <wp:inline xmlns:a="http://schemas.openxmlformats.org/drawingml/2006/main" xmlns:pic="http://schemas.openxmlformats.org/drawingml/2006/picture">
+            <wp:extent cx="4572000" cy="2571750"/>
+            <wp:docPr id="7" name="Picture 7"/>
+            <wp:cNvGraphicFramePr>
+              <a:graphicFrameLocks noChangeAspect="1"/>
+            </wp:cNvGraphicFramePr>
+            <a:graphic>
+              <a:graphicData uri="http://schemas.openxmlformats.org/drawingml/2006/picture">
+                <pic:pic>
+                  <pic:nvPicPr>
+                    <pic:cNvPr id="0" name="inline_06_steel.png"/>
+                    <pic:cNvPicPr/>
+                  </pic:nvPicPr>
+                  <pic:blipFill>
+                    <a:blip r:embed="rId15"/>
+                    <a:stretch>
+                      <a:fillRect/>
+                    </a:stretch>
+                  </pic:blipFill>
+                  <pic:spPr>
+                    <a:xfrm>
+                      <a:off x="0" y="0"/>
+                      <a:ext cx="4572000" cy="2571750"/>
+                    </a:xfrm>
+                    <a:prstGeom prst="rect"/>
+                  </pic:spPr>
+                </pic:pic>
+              </a:graphicData>
+            </a:graphic>
+          </wp:inline>
+        </w:drawing>
+      </w:r>
+    </w:p>
+    <w:p>
+      <w:pPr>
+        <w:jc w:val="center"/>
+      </w:pPr>
     </w:p>
     <w:p>
       <w:pPr>
@@ -203,6 +486,47 @@
       </w:r>
     </w:p>
     <w:p>
+      <w:r>
+        <w:drawing>
+          <wp:inline xmlns:a="http://schemas.openxmlformats.org/drawingml/2006/main" xmlns:pic="http://schemas.openxmlformats.org/drawingml/2006/picture">
+            <wp:extent cx="4572000" cy="2571750"/>
+            <wp:docPr id="8" name="Picture 8"/>
+            <wp:cNvGraphicFramePr>
+              <a:graphicFrameLocks noChangeAspect="1"/>
+            </wp:cNvGraphicFramePr>
+            <a:graphic>
+              <a:graphicData uri="http://schemas.openxmlformats.org/drawingml/2006/picture">
+                <pic:pic>
+                  <pic:nvPicPr>
+                    <pic:cNvPr id="0" name="inline_07_teal.png"/>
+                    <pic:cNvPicPr/>
+                  </pic:nvPicPr>
+                  <pic:blipFill>
+                    <a:blip r:embed="rId16"/>
+                    <a:stretch>
+                      <a:fillRect/>
+                    </a:stretch>
+                  </pic:blipFill>
+                  <pic:spPr>
+                    <a:xfrm>
+                      <a:off x="0" y="0"/>
+                      <a:ext cx="4572000" cy="2571750"/>
+                    </a:xfrm>
+                    <a:prstGeom prst="rect"/>
+                  </pic:spPr>
+                </pic:pic>
+              </a:graphicData>
+            </a:graphic>
+          </wp:inline>
+        </w:drawing>
+      </w:r>
+    </w:p>
+    <w:p>
+      <w:pPr>
+        <w:jc w:val="center"/>
+      </w:pPr>
+    </w:p>
+    <w:p>
       <w:pPr>
         <w:pStyle w:val="Heading1"/>
       </w:pPr>
@@ -227,6 +551,47 @@
       <w:r>
         <w:t>来源: GitHub</w:t>
       </w:r>
+    </w:p>
+    <w:p>
+      <w:r>
+        <w:drawing>
+          <wp:inline xmlns:a="http://schemas.openxmlformats.org/drawingml/2006/main" xmlns:pic="http://schemas.openxmlformats.org/drawingml/2006/picture">
+            <wp:extent cx="4572000" cy="2571750"/>
+            <wp:docPr id="9" name="Picture 9"/>
+            <wp:cNvGraphicFramePr>
+              <a:graphicFrameLocks noChangeAspect="1"/>
+            </wp:cNvGraphicFramePr>
+            <a:graphic>
+              <a:graphicData uri="http://schemas.openxmlformats.org/drawingml/2006/picture">
+                <pic:pic>
+                  <pic:nvPicPr>
+                    <pic:cNvPr id="0" name="inline_08_indigo.png"/>
+                    <pic:cNvPicPr/>
+                  </pic:nvPicPr>
+                  <pic:blipFill>
+                    <a:blip r:embed="rId17"/>
+                    <a:stretch>
+                      <a:fillRect/>
+                    </a:stretch>
+                  </pic:blipFill>
+                  <pic:spPr>
+                    <a:xfrm>
+                      <a:off x="0" y="0"/>
+                      <a:ext cx="4572000" cy="2571750"/>
+                    </a:xfrm>
+                    <a:prstGeom prst="rect"/>
+                  </pic:spPr>
+                </pic:pic>
+              </a:graphicData>
+            </a:graphic>
+          </wp:inline>
+        </w:drawing>
+      </w:r>
+    </w:p>
+    <w:p>
+      <w:pPr>
+        <w:jc w:val="center"/>
+      </w:pPr>
     </w:p>
     <w:p>
       <w:pPr>
@@ -255,6 +620,47 @@
       </w:r>
     </w:p>
     <w:p>
+      <w:r>
+        <w:drawing>
+          <wp:inline xmlns:a="http://schemas.openxmlformats.org/drawingml/2006/main" xmlns:pic="http://schemas.openxmlformats.org/drawingml/2006/picture">
+            <wp:extent cx="4572000" cy="2571750"/>
+            <wp:docPr id="10" name="Picture 10"/>
+            <wp:cNvGraphicFramePr>
+              <a:graphicFrameLocks noChangeAspect="1"/>
+            </wp:cNvGraphicFramePr>
+            <a:graphic>
+              <a:graphicData uri="http://schemas.openxmlformats.org/drawingml/2006/picture">
+                <pic:pic>
+                  <pic:nvPicPr>
+                    <pic:cNvPr id="0" name="inline_01_cyan.png"/>
+                    <pic:cNvPicPr/>
+                  </pic:nvPicPr>
+                  <pic:blipFill>
+                    <a:blip r:embed="rId10"/>
+                    <a:stretch>
+                      <a:fillRect/>
+                    </a:stretch>
+                  </pic:blipFill>
+                  <pic:spPr>
+                    <a:xfrm>
+                      <a:off x="0" y="0"/>
+                      <a:ext cx="4572000" cy="2571750"/>
+                    </a:xfrm>
+                    <a:prstGeom prst="rect"/>
+                  </pic:spPr>
+                </pic:pic>
+              </a:graphicData>
+            </a:graphic>
+          </wp:inline>
+        </w:drawing>
+      </w:r>
+    </w:p>
+    <w:p>
+      <w:pPr>
+        <w:jc w:val="center"/>
+      </w:pPr>
+    </w:p>
+    <w:p>
       <w:pPr>
         <w:pStyle w:val="Heading1"/>
       </w:pPr>
@@ -279,6 +685,47 @@
       <w:r>
         <w:t>来源: GitHub</w:t>
       </w:r>
+    </w:p>
+    <w:p>
+      <w:r>
+        <w:drawing>
+          <wp:inline xmlns:a="http://schemas.openxmlformats.org/drawingml/2006/main" xmlns:pic="http://schemas.openxmlformats.org/drawingml/2006/picture">
+            <wp:extent cx="4572000" cy="2571750"/>
+            <wp:docPr id="11" name="Picture 11"/>
+            <wp:cNvGraphicFramePr>
+              <a:graphicFrameLocks noChangeAspect="1"/>
+            </wp:cNvGraphicFramePr>
+            <a:graphic>
+              <a:graphicData uri="http://schemas.openxmlformats.org/drawingml/2006/picture">
+                <pic:pic>
+                  <pic:nvPicPr>
+                    <pic:cNvPr id="0" name="inline_02_violet.png"/>
+                    <pic:cNvPicPr/>
+                  </pic:nvPicPr>
+                  <pic:blipFill>
+                    <a:blip r:embed="rId11"/>
+                    <a:stretch>
+                      <a:fillRect/>
+                    </a:stretch>
+                  </pic:blipFill>
+                  <pic:spPr>
+                    <a:xfrm>
+                      <a:off x="0" y="0"/>
+                      <a:ext cx="4572000" cy="2571750"/>
+                    </a:xfrm>
+                    <a:prstGeom prst="rect"/>
+                  </pic:spPr>
+                </pic:pic>
+              </a:graphicData>
+            </a:graphic>
+          </wp:inline>
+        </w:drawing>
+      </w:r>
+    </w:p>
+    <w:p>
+      <w:pPr>
+        <w:jc w:val="center"/>
+      </w:pPr>
     </w:p>
     <w:p>
       <w:pPr>
@@ -307,6 +754,47 @@
       </w:r>
     </w:p>
     <w:p>
+      <w:r>
+        <w:drawing>
+          <wp:inline xmlns:a="http://schemas.openxmlformats.org/drawingml/2006/main" xmlns:pic="http://schemas.openxmlformats.org/drawingml/2006/picture">
+            <wp:extent cx="4572000" cy="2571750"/>
+            <wp:docPr id="12" name="Picture 12"/>
+            <wp:cNvGraphicFramePr>
+              <a:graphicFrameLocks noChangeAspect="1"/>
+            </wp:cNvGraphicFramePr>
+            <a:graphic>
+              <a:graphicData uri="http://schemas.openxmlformats.org/drawingml/2006/picture">
+                <pic:pic>
+                  <pic:nvPicPr>
+                    <pic:cNvPr id="0" name="inline_03_amber.png"/>
+                    <pic:cNvPicPr/>
+                  </pic:nvPicPr>
+                  <pic:blipFill>
+                    <a:blip r:embed="rId12"/>
+                    <a:stretch>
+                      <a:fillRect/>
+                    </a:stretch>
+                  </pic:blipFill>
+                  <pic:spPr>
+                    <a:xfrm>
+                      <a:off x="0" y="0"/>
+                      <a:ext cx="4572000" cy="2571750"/>
+                    </a:xfrm>
+                    <a:prstGeom prst="rect"/>
+                  </pic:spPr>
+                </pic:pic>
+              </a:graphicData>
+            </a:graphic>
+          </wp:inline>
+        </w:drawing>
+      </w:r>
+    </w:p>
+    <w:p>
+      <w:pPr>
+        <w:jc w:val="center"/>
+      </w:pPr>
+    </w:p>
+    <w:p>
       <w:pPr>
         <w:pStyle w:val="Heading1"/>
       </w:pPr>
@@ -331,6 +819,47 @@
       <w:r>
         <w:t>来源: GitHub</w:t>
       </w:r>
+    </w:p>
+    <w:p>
+      <w:r>
+        <w:drawing>
+          <wp:inline xmlns:a="http://schemas.openxmlformats.org/drawingml/2006/main" xmlns:pic="http://schemas.openxmlformats.org/drawingml/2006/picture">
+            <wp:extent cx="4572000" cy="2571750"/>
+            <wp:docPr id="13" name="Picture 13"/>
+            <wp:cNvGraphicFramePr>
+              <a:graphicFrameLocks noChangeAspect="1"/>
+            </wp:cNvGraphicFramePr>
+            <a:graphic>
+              <a:graphicData uri="http://schemas.openxmlformats.org/drawingml/2006/picture">
+                <pic:pic>
+                  <pic:nvPicPr>
+                    <pic:cNvPr id="0" name="inline_04_green.png"/>
+                    <pic:cNvPicPr/>
+                  </pic:nvPicPr>
+                  <pic:blipFill>
+                    <a:blip r:embed="rId13"/>
+                    <a:stretch>
+                      <a:fillRect/>
+                    </a:stretch>
+                  </pic:blipFill>
+                  <pic:spPr>
+                    <a:xfrm>
+                      <a:off x="0" y="0"/>
+                      <a:ext cx="4572000" cy="2571750"/>
+                    </a:xfrm>
+                    <a:prstGeom prst="rect"/>
+                  </pic:spPr>
+                </pic:pic>
+              </a:graphicData>
+            </a:graphic>
+          </wp:inline>
+        </w:drawing>
+      </w:r>
+    </w:p>
+    <w:p>
+      <w:pPr>
+        <w:jc w:val="center"/>
+      </w:pPr>
     </w:p>
     <w:p>
       <w:pPr>
@@ -359,6 +888,47 @@
       </w:r>
     </w:p>
     <w:p>
+      <w:r>
+        <w:drawing>
+          <wp:inline xmlns:a="http://schemas.openxmlformats.org/drawingml/2006/main" xmlns:pic="http://schemas.openxmlformats.org/drawingml/2006/picture">
+            <wp:extent cx="4572000" cy="2571750"/>
+            <wp:docPr id="14" name="Picture 14"/>
+            <wp:cNvGraphicFramePr>
+              <a:graphicFrameLocks noChangeAspect="1"/>
+            </wp:cNvGraphicFramePr>
+            <a:graphic>
+              <a:graphicData uri="http://schemas.openxmlformats.org/drawingml/2006/picture">
+                <pic:pic>
+                  <pic:nvPicPr>
+                    <pic:cNvPr id="0" name="inline_05_rose.png"/>
+                    <pic:cNvPicPr/>
+                  </pic:nvPicPr>
+                  <pic:blipFill>
+                    <a:blip r:embed="rId14"/>
+                    <a:stretch>
+                      <a:fillRect/>
+                    </a:stretch>
+                  </pic:blipFill>
+                  <pic:spPr>
+                    <a:xfrm>
+                      <a:off x="0" y="0"/>
+                      <a:ext cx="4572000" cy="2571750"/>
+                    </a:xfrm>
+                    <a:prstGeom prst="rect"/>
+                  </pic:spPr>
+                </pic:pic>
+              </a:graphicData>
+            </a:graphic>
+          </wp:inline>
+        </w:drawing>
+      </w:r>
+    </w:p>
+    <w:p>
+      <w:pPr>
+        <w:jc w:val="center"/>
+      </w:pPr>
+    </w:p>
+    <w:p>
       <w:pPr>
         <w:pStyle w:val="Heading1"/>
       </w:pPr>
@@ -383,6 +953,47 @@
       <w:r>
         <w:t>来源: GitHub</w:t>
       </w:r>
+    </w:p>
+    <w:p>
+      <w:r>
+        <w:drawing>
+          <wp:inline xmlns:a="http://schemas.openxmlformats.org/drawingml/2006/main" xmlns:pic="http://schemas.openxmlformats.org/drawingml/2006/picture">
+            <wp:extent cx="4572000" cy="2571750"/>
+            <wp:docPr id="15" name="Picture 15"/>
+            <wp:cNvGraphicFramePr>
+              <a:graphicFrameLocks noChangeAspect="1"/>
+            </wp:cNvGraphicFramePr>
+            <a:graphic>
+              <a:graphicData uri="http://schemas.openxmlformats.org/drawingml/2006/picture">
+                <pic:pic>
+                  <pic:nvPicPr>
+                    <pic:cNvPr id="0" name="inline_06_steel.png"/>
+                    <pic:cNvPicPr/>
+                  </pic:nvPicPr>
+                  <pic:blipFill>
+                    <a:blip r:embed="rId15"/>
+                    <a:stretch>
+                      <a:fillRect/>
+                    </a:stretch>
+                  </pic:blipFill>
+                  <pic:spPr>
+                    <a:xfrm>
+                      <a:off x="0" y="0"/>
+                      <a:ext cx="4572000" cy="2571750"/>
+                    </a:xfrm>
+                    <a:prstGeom prst="rect"/>
+                  </pic:spPr>
+                </pic:pic>
+              </a:graphicData>
+            </a:graphic>
+          </wp:inline>
+        </w:drawing>
+      </w:r>
+    </w:p>
+    <w:p>
+      <w:pPr>
+        <w:jc w:val="center"/>
+      </w:pPr>
     </w:p>
     <w:p>
       <w:pPr>
@@ -411,6 +1022,47 @@
       </w:r>
     </w:p>
     <w:p>
+      <w:r>
+        <w:drawing>
+          <wp:inline xmlns:a="http://schemas.openxmlformats.org/drawingml/2006/main" xmlns:pic="http://schemas.openxmlformats.org/drawingml/2006/picture">
+            <wp:extent cx="4572000" cy="2571750"/>
+            <wp:docPr id="16" name="Picture 16"/>
+            <wp:cNvGraphicFramePr>
+              <a:graphicFrameLocks noChangeAspect="1"/>
+            </wp:cNvGraphicFramePr>
+            <a:graphic>
+              <a:graphicData uri="http://schemas.openxmlformats.org/drawingml/2006/picture">
+                <pic:pic>
+                  <pic:nvPicPr>
+                    <pic:cNvPr id="0" name="inline_07_teal.png"/>
+                    <pic:cNvPicPr/>
+                  </pic:nvPicPr>
+                  <pic:blipFill>
+                    <a:blip r:embed="rId16"/>
+                    <a:stretch>
+                      <a:fillRect/>
+                    </a:stretch>
+                  </pic:blipFill>
+                  <pic:spPr>
+                    <a:xfrm>
+                      <a:off x="0" y="0"/>
+                      <a:ext cx="4572000" cy="2571750"/>
+                    </a:xfrm>
+                    <a:prstGeom prst="rect"/>
+                  </pic:spPr>
+                </pic:pic>
+              </a:graphicData>
+            </a:graphic>
+          </wp:inline>
+        </w:drawing>
+      </w:r>
+    </w:p>
+    <w:p>
+      <w:pPr>
+        <w:jc w:val="center"/>
+      </w:pPr>
+    </w:p>
+    <w:p>
       <w:pPr>
         <w:pStyle w:val="Heading1"/>
       </w:pPr>
@@ -435,6 +1087,47 @@
       <w:r>
         <w:t>来源: GitHub</w:t>
       </w:r>
+    </w:p>
+    <w:p>
+      <w:r>
+        <w:drawing>
+          <wp:inline xmlns:a="http://schemas.openxmlformats.org/drawingml/2006/main" xmlns:pic="http://schemas.openxmlformats.org/drawingml/2006/picture">
+            <wp:extent cx="4572000" cy="2571750"/>
+            <wp:docPr id="17" name="Picture 17"/>
+            <wp:cNvGraphicFramePr>
+              <a:graphicFrameLocks noChangeAspect="1"/>
+            </wp:cNvGraphicFramePr>
+            <a:graphic>
+              <a:graphicData uri="http://schemas.openxmlformats.org/drawingml/2006/picture">
+                <pic:pic>
+                  <pic:nvPicPr>
+                    <pic:cNvPr id="0" name="inline_08_indigo.png"/>
+                    <pic:cNvPicPr/>
+                  </pic:nvPicPr>
+                  <pic:blipFill>
+                    <a:blip r:embed="rId17"/>
+                    <a:stretch>
+                      <a:fillRect/>
+                    </a:stretch>
+                  </pic:blipFill>
+                  <pic:spPr>
+                    <a:xfrm>
+                      <a:off x="0" y="0"/>
+                      <a:ext cx="4572000" cy="2571750"/>
+                    </a:xfrm>
+                    <a:prstGeom prst="rect"/>
+                  </pic:spPr>
+                </pic:pic>
+              </a:graphicData>
+            </a:graphic>
+          </wp:inline>
+        </w:drawing>
+      </w:r>
+    </w:p>
+    <w:p>
+      <w:pPr>
+        <w:jc w:val="center"/>
+      </w:pPr>
     </w:p>
     <w:p>
       <w:pPr>
@@ -463,6 +1156,47 @@
       </w:r>
     </w:p>
     <w:p>
+      <w:r>
+        <w:drawing>
+          <wp:inline xmlns:a="http://schemas.openxmlformats.org/drawingml/2006/main" xmlns:pic="http://schemas.openxmlformats.org/drawingml/2006/picture">
+            <wp:extent cx="4572000" cy="2571750"/>
+            <wp:docPr id="18" name="Picture 18"/>
+            <wp:cNvGraphicFramePr>
+              <a:graphicFrameLocks noChangeAspect="1"/>
+            </wp:cNvGraphicFramePr>
+            <a:graphic>
+              <a:graphicData uri="http://schemas.openxmlformats.org/drawingml/2006/picture">
+                <pic:pic>
+                  <pic:nvPicPr>
+                    <pic:cNvPr id="0" name="inline_01_cyan.png"/>
+                    <pic:cNvPicPr/>
+                  </pic:nvPicPr>
+                  <pic:blipFill>
+                    <a:blip r:embed="rId10"/>
+                    <a:stretch>
+                      <a:fillRect/>
+                    </a:stretch>
+                  </pic:blipFill>
+                  <pic:spPr>
+                    <a:xfrm>
+                      <a:off x="0" y="0"/>
+                      <a:ext cx="4572000" cy="2571750"/>
+                    </a:xfrm>
+                    <a:prstGeom prst="rect"/>
+                  </pic:spPr>
+                </pic:pic>
+              </a:graphicData>
+            </a:graphic>
+          </wp:inline>
+        </w:drawing>
+      </w:r>
+    </w:p>
+    <w:p>
+      <w:pPr>
+        <w:jc w:val="center"/>
+      </w:pPr>
+    </w:p>
+    <w:p>
       <w:pPr>
         <w:pStyle w:val="Heading1"/>
       </w:pPr>
@@ -472,7 +1206,7 @@
     </w:p>
     <w:p>
       <w:r>
-        <w:t>[源] HN | 热度 284. 详见原文链接。</w:t>
+        <w:t>[源] HN | 热度 297. 详见原文链接。</w:t>
       </w:r>
     </w:p>
     <w:p>
@@ -489,42 +1223,57 @@
       </w:r>
     </w:p>
     <w:p>
-      <w:pPr>
-        <w:pStyle w:val="Heading1"/>
-      </w:pPr>
       <w:r>
-        <w:t>19. Alleged Chinese spy had 'close relationship' with Nvidia boss Jensen Huang</w:t>
+        <w:drawing>
+          <wp:inline xmlns:a="http://schemas.openxmlformats.org/drawingml/2006/main" xmlns:pic="http://schemas.openxmlformats.org/drawingml/2006/picture">
+            <wp:extent cx="4572000" cy="2571750"/>
+            <wp:docPr id="19" name="Picture 19"/>
+            <wp:cNvGraphicFramePr>
+              <a:graphicFrameLocks noChangeAspect="1"/>
+            </wp:cNvGraphicFramePr>
+            <a:graphic>
+              <a:graphicData uri="http://schemas.openxmlformats.org/drawingml/2006/picture">
+                <pic:pic>
+                  <pic:nvPicPr>
+                    <pic:cNvPr id="0" name="inline_02_violet.png"/>
+                    <pic:cNvPicPr/>
+                  </pic:nvPicPr>
+                  <pic:blipFill>
+                    <a:blip r:embed="rId11"/>
+                    <a:stretch>
+                      <a:fillRect/>
+                    </a:stretch>
+                  </pic:blipFill>
+                  <pic:spPr>
+                    <a:xfrm>
+                      <a:off x="0" y="0"/>
+                      <a:ext cx="4572000" cy="2571750"/>
+                    </a:xfrm>
+                    <a:prstGeom prst="rect"/>
+                  </pic:spPr>
+                </pic:pic>
+              </a:graphicData>
+            </a:graphic>
+          </wp:inline>
+        </w:drawing>
       </w:r>
     </w:p>
     <w:p>
-      <w:r>
-        <w:t>[源] HN | 热度 283. 详见原文链接。</w:t>
-      </w:r>
-    </w:p>
-    <w:p>
-      <w:r>
-        <w:t xml:space="preserve">原文链接: </w:t>
-      </w:r>
-      <w:r>
-        <w:t>https://nypost.com/2026/10/29/business/alleged-chinese-spy-had-close-relationship-with-nvidia-boss-jensen-huang-report/</w:t>
-      </w:r>
-    </w:p>
-    <w:p>
-      <w:r>
-        <w:t>来源: HN</w:t>
-      </w:r>
+      <w:pPr>
+        <w:jc w:val="center"/>
+      </w:pPr>
     </w:p>
     <w:p>
       <w:pPr>
         <w:pStyle w:val="Heading1"/>
       </w:pPr>
       <w:r>
-        <w:t>20. If IPv4 were land</w:t>
+        <w:t>19. If IPv4 were land</w:t>
       </w:r>
     </w:p>
     <w:p>
       <w:r>
-        <w:t>[源] HN | 热度 228. 详见原文链接。</w:t>
+        <w:t>[源] HN | 热度 241. 详见原文链接。</w:t>
       </w:r>
     </w:p>
     <w:p>
@@ -539,6 +1288,114 @@
       <w:r>
         <w:t>来源: HN</w:t>
       </w:r>
+    </w:p>
+    <w:p>
+      <w:r>
+        <w:drawing>
+          <wp:inline xmlns:a="http://schemas.openxmlformats.org/drawingml/2006/main" xmlns:pic="http://schemas.openxmlformats.org/drawingml/2006/picture">
+            <wp:extent cx="4572000" cy="2571750"/>
+            <wp:docPr id="20" name="Picture 20"/>
+            <wp:cNvGraphicFramePr>
+              <a:graphicFrameLocks noChangeAspect="1"/>
+            </wp:cNvGraphicFramePr>
+            <a:graphic>
+              <a:graphicData uri="http://schemas.openxmlformats.org/drawingml/2006/picture">
+                <pic:pic>
+                  <pic:nvPicPr>
+                    <pic:cNvPr id="0" name="inline_03_amber.png"/>
+                    <pic:cNvPicPr/>
+                  </pic:nvPicPr>
+                  <pic:blipFill>
+                    <a:blip r:embed="rId12"/>
+                    <a:stretch>
+                      <a:fillRect/>
+                    </a:stretch>
+                  </pic:blipFill>
+                  <pic:spPr>
+                    <a:xfrm>
+                      <a:off x="0" y="0"/>
+                      <a:ext cx="4572000" cy="2571750"/>
+                    </a:xfrm>
+                    <a:prstGeom prst="rect"/>
+                  </pic:spPr>
+                </pic:pic>
+              </a:graphicData>
+            </a:graphic>
+          </wp:inline>
+        </w:drawing>
+      </w:r>
+    </w:p>
+    <w:p>
+      <w:pPr>
+        <w:jc w:val="center"/>
+      </w:pPr>
+    </w:p>
+    <w:p>
+      <w:pPr>
+        <w:pStyle w:val="Heading1"/>
+      </w:pPr>
+      <w:r>
+        <w:t>20. IFTTT.ai</w:t>
+      </w:r>
+    </w:p>
+    <w:p>
+      <w:r>
+        <w:t>[源] ProductHunt | 热度 200. 详见原文链接。</w:t>
+      </w:r>
+    </w:p>
+    <w:p>
+      <w:r>
+        <w:t xml:space="preserve">原文链接: </w:t>
+      </w:r>
+      <w:r>
+        <w:t>https://www.producthunt.com/products/ifttt</w:t>
+      </w:r>
+    </w:p>
+    <w:p>
+      <w:r>
+        <w:t>来源: ProductHunt</w:t>
+      </w:r>
+    </w:p>
+    <w:p>
+      <w:r>
+        <w:drawing>
+          <wp:inline xmlns:a="http://schemas.openxmlformats.org/drawingml/2006/main" xmlns:pic="http://schemas.openxmlformats.org/drawingml/2006/picture">
+            <wp:extent cx="4572000" cy="2571750"/>
+            <wp:docPr id="21" name="Picture 21"/>
+            <wp:cNvGraphicFramePr>
+              <a:graphicFrameLocks noChangeAspect="1"/>
+            </wp:cNvGraphicFramePr>
+            <a:graphic>
+              <a:graphicData uri="http://schemas.openxmlformats.org/drawingml/2006/picture">
+                <pic:pic>
+                  <pic:nvPicPr>
+                    <pic:cNvPr id="0" name="inline_04_green.png"/>
+                    <pic:cNvPicPr/>
+                  </pic:nvPicPr>
+                  <pic:blipFill>
+                    <a:blip r:embed="rId13"/>
+                    <a:stretch>
+                      <a:fillRect/>
+                    </a:stretch>
+                  </pic:blipFill>
+                  <pic:spPr>
+                    <a:xfrm>
+                      <a:off x="0" y="0"/>
+                      <a:ext cx="4572000" cy="2571750"/>
+                    </a:xfrm>
+                    <a:prstGeom prst="rect"/>
+                  </pic:spPr>
+                </pic:pic>
+              </a:graphicData>
+            </a:graphic>
+          </wp:inline>
+        </w:drawing>
+      </w:r>
+    </w:p>
+    <w:p>
+      <w:pPr>
+        <w:jc w:val="center"/>
+      </w:pPr>
     </w:p>
     <w:sectPr>
       <w:pgSz w:w="12240" w:h="15840"/>

--- a/output/docx/zhihu.docx
+++ b/output/docx/zhihu.docx
@@ -12,7 +12,7 @@
     </w:p>
     <w:p>
       <w:r>
-        <w:t>2026-10-30 发布</w:t>
+        <w:t>2026-10-31 发布</w:t>
       </w:r>
     </w:p>
     <w:p>
@@ -28,7 +28,7 @@
               <a:graphicData uri="http://schemas.openxmlformats.org/drawingml/2006/picture">
                 <pic:pic>
                   <pic:nvPicPr>
-                    <pic:cNvPr id="0" name="2026-10-30.png"/>
+                    <pic:cNvPr id="0" name="2026-10-31.png"/>
                     <pic:cNvPicPr/>
                   </pic:nvPicPr>
                   <pic:blipFill>
@@ -62,12 +62,12 @@
         <w:pStyle w:val="Heading1"/>
       </w:pPr>
       <w:r>
-        <w:t>1. Patrick Stewart has died</w:t>
+        <w:t>1. Backdoor in Claude Code for VS Code extension on the Cursor Marketplace</w:t>
       </w:r>
     </w:p>
     <w:p>
       <w:r>
-        <w:t>[源] HN | 热度 2504. 详见原文链接。</w:t>
+        <w:t>[源] HN | 热度 771. 详见原文链接。</w:t>
       </w:r>
     </w:p>
     <w:p>
@@ -75,7 +75,7 @@
         <w:t xml:space="preserve">原文链接: </w:t>
       </w:r>
       <w:r>
-        <w:t>https://www.nytimes.com/2026/10/29/arts/television/patrick-stewart-dead.html</w:t>
+        <w:t>https://phorion.io/blog/offical-claude-code-vsx-compromise/</w:t>
       </w:r>
     </w:p>
     <w:p>
@@ -129,12 +129,12 @@
         <w:pStyle w:val="Heading1"/>
       </w:pPr>
       <w:r>
-        <w:t>2. We're releasing the weights of Mistral Large 4</w:t>
+        <w:t>2. AI isn't replacing SREs, it's deskilling them</w:t>
       </w:r>
     </w:p>
     <w:p>
       <w:r>
-        <w:t>[源] HN | 热度 1241. 详见原文链接。</w:t>
+        <w:t>[源] HN | 热度 501. 详见原文链接。</w:t>
       </w:r>
     </w:p>
     <w:p>
@@ -142,7 +142,7 @@
         <w:t xml:space="preserve">原文链接: </w:t>
       </w:r>
       <w:r>
-        <w:t>https://mistral.ai/news/mistral-large-4-oss/</w:t>
+        <w:t>https://newsletter.signoz.io/p/ai-isnt-replacing-sres-its-deskilling</w:t>
       </w:r>
     </w:p>
     <w:p>
@@ -196,12 +196,12 @@
         <w:pStyle w:val="Heading1"/>
       </w:pPr>
       <w:r>
-        <w:t>3. Binance-hacker-1029 – $5.6B stolen from Binance</w:t>
+        <w:t>3. Northflank Breached</w:t>
       </w:r>
     </w:p>
     <w:p>
       <w:r>
-        <w:t>[源] HN | 热度 819. 详见原文链接。</w:t>
+        <w:t>[源] HN | 热度 357. 详见原文链接。</w:t>
       </w:r>
     </w:p>
     <w:p>
@@ -209,7 +209,7 @@
         <w:t xml:space="preserve">原文链接: </w:t>
       </w:r>
       <w:r>
-        <w:t>https://arkm.com/explorer/entity/21a94755-f604-45e5-9501-6542e23005e8</w:t>
+        <w:t>https://status.northflank.com</w:t>
       </w:r>
     </w:p>
     <w:p>
@@ -263,12 +263,12 @@
         <w:pStyle w:val="Heading1"/>
       </w:pPr>
       <w:r>
-        <w:t>4. DoorDash to acquire Instacart</w:t>
+        <w:t>4. The $6.3B Binance hack was pulled off in just 20 minutes</w:t>
       </w:r>
     </w:p>
     <w:p>
       <w:r>
-        <w:t>[源] HN | 热度 438. 详见原文链接。</w:t>
+        <w:t>[源] HN | 热度 306. 详见原文链接。</w:t>
       </w:r>
     </w:p>
     <w:p>
@@ -276,7 +276,7 @@
         <w:t xml:space="preserve">原文链接: </w:t>
       </w:r>
       <w:r>
-        <w:t>https://about.doordash.com/en-us/news/doordash-to-acquire-instacart</w:t>
+        <w:t>https://www.wired.com/story/the-dollar63-billion-binance-hack-was-pulled-off-in-just-20-minutes/</w:t>
       </w:r>
     </w:p>
     <w:p>
@@ -330,12 +330,12 @@
         <w:pStyle w:val="Heading1"/>
       </w:pPr>
       <w:r>
-        <w:t>5. LLM Voice</w:t>
+        <w:t>5. thedotmack/claude-mem</w:t>
       </w:r>
     </w:p>
     <w:p>
       <w:r>
-        <w:t>[源] HN | 热度 367. 详见原文链接。</w:t>
+        <w:t>[源] GitHub | 热度 300. 详见原文链接。</w:t>
       </w:r>
     </w:p>
     <w:p>
@@ -343,12 +343,12 @@
         <w:t xml:space="preserve">原文链接: </w:t>
       </w:r>
       <w:r>
-        <w:t>https://martinfowler.com/bliki/LLM-Voice.html</w:t>
+        <w:t>https://github.com/thedotmack/claude-mem</w:t>
       </w:r>
     </w:p>
     <w:p>
       <w:r>
-        <w:t>来源: HN</w:t>
+        <w:t>来源: GitHub</w:t>
       </w:r>
     </w:p>
     <w:p>
@@ -397,12 +397,12 @@
         <w:pStyle w:val="Heading1"/>
       </w:pPr>
       <w:r>
-        <w:t>6. H.264 Is Magic (2016)</w:t>
+        <w:t>6. milind-soni/OpenMausBot</w:t>
       </w:r>
     </w:p>
     <w:p>
       <w:r>
-        <w:t>[源] HN | 热度 350. 详见原文链接。</w:t>
+        <w:t>[源] GitHub | 热度 300. 详见原文链接。</w:t>
       </w:r>
     </w:p>
     <w:p>
@@ -410,12 +410,12 @@
         <w:t xml:space="preserve">原文链接: </w:t>
       </w:r>
       <w:r>
-        <w:t>https://sidbala.com/h-264-is-magic/</w:t>
+        <w:t>https://github.com/milind-soni/OpenMausBot</w:t>
       </w:r>
     </w:p>
     <w:p>
       <w:r>
-        <w:t>来源: HN</w:t>
+        <w:t>来源: GitHub</w:t>
       </w:r>
     </w:p>
     <w:p>
@@ -464,7 +464,7 @@
         <w:pStyle w:val="Heading1"/>
       </w:pPr>
       <w:r>
-        <w:t>7. HKUDS/DeepTutor</w:t>
+        <w:t>7. pbakaus/impeccable</w:t>
       </w:r>
     </w:p>
     <w:p>
@@ -477,7 +477,7 @@
         <w:t xml:space="preserve">原文链接: </w:t>
       </w:r>
       <w:r>
-        <w:t>https://github.com/HKUDS/DeepTutor</w:t>
+        <w:t>https://github.com/pbakaus/impeccable</w:t>
       </w:r>
     </w:p>
     <w:p>
@@ -531,7 +531,7 @@
         <w:pStyle w:val="Heading1"/>
       </w:pPr>
       <w:r>
-        <w:t>8. obra/superpowers</w:t>
+        <w:t>8. CopilotKit/OpenBot</w:t>
       </w:r>
     </w:p>
     <w:p>
@@ -544,7 +544,7 @@
         <w:t xml:space="preserve">原文链接: </w:t>
       </w:r>
       <w:r>
-        <w:t>https://github.com/obra/superpowers</w:t>
+        <w:t>https://github.com/CopilotKit/OpenBot</w:t>
       </w:r>
     </w:p>
     <w:p>
@@ -598,7 +598,7 @@
         <w:pStyle w:val="Heading1"/>
       </w:pPr>
       <w:r>
-        <w:t>9. pbakaus/impeccable</w:t>
+        <w:t>9. Renhuai123/ziwei-doushu</w:t>
       </w:r>
     </w:p>
     <w:p>
@@ -611,7 +611,7 @@
         <w:t xml:space="preserve">原文链接: </w:t>
       </w:r>
       <w:r>
-        <w:t>https://github.com/pbakaus/impeccable</w:t>
+        <w:t>https://github.com/Renhuai123/ziwei-doushu</w:t>
       </w:r>
     </w:p>
     <w:p>
@@ -665,7 +665,7 @@
         <w:pStyle w:val="Heading1"/>
       </w:pPr>
       <w:r>
-        <w:t>10. JetBrains/thinkrail</w:t>
+        <w:t>10. expo/skills</w:t>
       </w:r>
     </w:p>
     <w:p>
@@ -678,7 +678,7 @@
         <w:t xml:space="preserve">原文链接: </w:t>
       </w:r>
       <w:r>
-        <w:t>https://github.com/JetBrains/thinkrail</w:t>
+        <w:t>https://github.com/expo/skills</w:t>
       </w:r>
     </w:p>
     <w:p>
@@ -732,7 +732,7 @@
         <w:pStyle w:val="Heading1"/>
       </w:pPr>
       <w:r>
-        <w:t>11. milind-soni/OpenMausBot</w:t>
+        <w:t>11. macro-inc/macro</w:t>
       </w:r>
     </w:p>
     <w:p>
@@ -745,7 +745,7 @@
         <w:t xml:space="preserve">原文链接: </w:t>
       </w:r>
       <w:r>
-        <w:t>https://github.com/milind-soni/OpenMausBot</w:t>
+        <w:t>https://github.com/macro-inc/macro</w:t>
       </w:r>
     </w:p>
     <w:p>
@@ -799,7 +799,7 @@
         <w:pStyle w:val="Heading1"/>
       </w:pPr>
       <w:r>
-        <w:t>12. nightly-labs/openbot</w:t>
+        <w:t>12. mattpocock/skills</w:t>
       </w:r>
     </w:p>
     <w:p>
@@ -812,7 +812,7 @@
         <w:t xml:space="preserve">原文链接: </w:t>
       </w:r>
       <w:r>
-        <w:t>https://github.com/nightly-labs/openbot</w:t>
+        <w:t>https://github.com/mattpocock/skills</w:t>
       </w:r>
     </w:p>
     <w:p>
@@ -866,7 +866,7 @@
         <w:pStyle w:val="Heading1"/>
       </w:pPr>
       <w:r>
-        <w:t>13. elayadesign/ai-design-skills</w:t>
+        <w:t>13. pingdotgg/t3code</w:t>
       </w:r>
     </w:p>
     <w:p>
@@ -879,7 +879,7 @@
         <w:t xml:space="preserve">原文链接: </w:t>
       </w:r>
       <w:r>
-        <w:t>https://github.com/elayadesign/ai-design-skills</w:t>
+        <w:t>https://github.com/pingdotgg/t3code</w:t>
       </w:r>
     </w:p>
     <w:p>
@@ -933,7 +933,7 @@
         <w:pStyle w:val="Heading1"/>
       </w:pPr>
       <w:r>
-        <w:t>14. thedotmack/claude-mem</w:t>
+        <w:t>14. HKUDS/DeepTutor</w:t>
       </w:r>
     </w:p>
     <w:p>
@@ -946,7 +946,7 @@
         <w:t xml:space="preserve">原文链接: </w:t>
       </w:r>
       <w:r>
-        <w:t>https://github.com/thedotmack/claude-mem</w:t>
+        <w:t>https://github.com/HKUDS/DeepTutor</w:t>
       </w:r>
     </w:p>
     <w:p>
@@ -1000,7 +1000,7 @@
         <w:pStyle w:val="Heading1"/>
       </w:pPr>
       <w:r>
-        <w:t>15. CopilotKit/OpenBot</w:t>
+        <w:t>15. anthropics/skills</w:t>
       </w:r>
     </w:p>
     <w:p>
@@ -1013,7 +1013,7 @@
         <w:t xml:space="preserve">原文链接: </w:t>
       </w:r>
       <w:r>
-        <w:t>https://github.com/CopilotKit/OpenBot</w:t>
+        <w:t>https://github.com/anthropics/skills</w:t>
       </w:r>
     </w:p>
     <w:p>
@@ -1067,7 +1067,7 @@
         <w:pStyle w:val="Heading1"/>
       </w:pPr>
       <w:r>
-        <w:t>16. togg53192-cmd/jailbreaks</w:t>
+        <w:t>16. JetBrains/thinkrail</w:t>
       </w:r>
     </w:p>
     <w:p>
@@ -1080,7 +1080,7 @@
         <w:t xml:space="preserve">原文链接: </w:t>
       </w:r>
       <w:r>
-        <w:t>https://github.com/togg53192-cmd/jailbreaks</w:t>
+        <w:t>https://github.com/JetBrains/thinkrail</w:t>
       </w:r>
     </w:p>
     <w:p>
@@ -1134,7 +1134,7 @@
         <w:pStyle w:val="Heading1"/>
       </w:pPr>
       <w:r>
-        <w:t>17. Donchitos/Claude-Code-Game-Studios</w:t>
+        <w:t>17. togg53192-cmd/jailbreaks</w:t>
       </w:r>
     </w:p>
     <w:p>
@@ -1147,7 +1147,7 @@
         <w:t xml:space="preserve">原文链接: </w:t>
       </w:r>
       <w:r>
-        <w:t>https://github.com/Donchitos/Claude-Code-Game-Studios</w:t>
+        <w:t>https://github.com/togg53192-cmd/jailbreaks</w:t>
       </w:r>
     </w:p>
     <w:p>
@@ -1201,12 +1201,12 @@
         <w:pStyle w:val="Heading1"/>
       </w:pPr>
       <w:r>
-        <w:t>18. Chained PHP2Shell exploit roots 25 servers, including US Government servers</w:t>
+        <w:t>18. obra/superpowers</w:t>
       </w:r>
     </w:p>
     <w:p>
       <w:r>
-        <w:t>[源] HN | 热度 297. 详见原文链接。</w:t>
+        <w:t>[源] GitHub | 热度 300. 详见原文链接。</w:t>
       </w:r>
     </w:p>
     <w:p>
@@ -1214,12 +1214,12 @@
         <w:t xml:space="preserve">原文链接: </w:t>
       </w:r>
       <w:r>
-        <w:t>https://dreamgroup.com/blog/chained-php2shell-exploit-roots-25-servers</w:t>
+        <w:t>https://github.com/obra/superpowers</w:t>
       </w:r>
     </w:p>
     <w:p>
       <w:r>
-        <w:t>来源: HN</w:t>
+        <w:t>来源: GitHub</w:t>
       </w:r>
     </w:p>
     <w:p>
@@ -1268,12 +1268,12 @@
         <w:pStyle w:val="Heading1"/>
       </w:pPr>
       <w:r>
-        <w:t>19. If IPv4 were land</w:t>
+        <w:t>19. lightpanda-io/browser</w:t>
       </w:r>
     </w:p>
     <w:p>
       <w:r>
-        <w:t>[源] HN | 热度 241. 详见原文链接。</w:t>
+        <w:t>[源] GitHub | 热度 300. 详见原文链接。</w:t>
       </w:r>
     </w:p>
     <w:p>
@@ -1281,12 +1281,12 @@
         <w:t xml:space="preserve">原文链接: </w:t>
       </w:r>
       <w:r>
-        <w:t>https://iptrust.co/blog/if-ipv4-were-land</w:t>
+        <w:t>https://github.com/lightpanda-io/browser</w:t>
       </w:r>
     </w:p>
     <w:p>
       <w:r>
-        <w:t>来源: HN</w:t>
+        <w:t>来源: GitHub</w:t>
       </w:r>
     </w:p>
     <w:p>
@@ -1335,12 +1335,12 @@
         <w:pStyle w:val="Heading1"/>
       </w:pPr>
       <w:r>
-        <w:t>20. IFTTT.ai</w:t>
+        <w:t>20. Azure's Weakest Link – Five Full Cross-Tenant Compromises</w:t>
       </w:r>
     </w:p>
     <w:p>
       <w:r>
-        <w:t>[源] ProductHunt | 热度 200. 详见原文链接。</w:t>
+        <w:t>[源] HN | 热度 261. 详见原文链接。</w:t>
       </w:r>
     </w:p>
     <w:p>
@@ -1348,12 +1348,12 @@
         <w:t xml:space="preserve">原文链接: </w:t>
       </w:r>
       <w:r>
-        <w:t>https://www.producthunt.com/products/ifttt</w:t>
+        <w:t>https://www.binarysecurity.no/posts/2026/10/one-root-case</w:t>
       </w:r>
     </w:p>
     <w:p>
       <w:r>
-        <w:t>来源: ProductHunt</w:t>
+        <w:t>来源: HN</w:t>
       </w:r>
     </w:p>
     <w:p>
